--- a/parity/fixtures/pairwise-layout-interactions.docx
+++ b/parity/fixtures/pairwise-layout-interactions.docx
@@ -5316,6 +5316,18 @@
   <w:style w:type="paragraph" w:default="1" w:styleId="Normal">
     <w:name w:val="Normal"/>
   </w:style>
+  <w:style w:type="table" w:default="1" w:styleId="TableNormal">
+    <w:name w:val="Normal Table"/>
+    <w:tblPr>
+      <w:tblInd w:w="0" w:type="dxa"/>
+      <w:tblCellMar>
+        <w:top w:w="0" w:type="dxa"/>
+        <w:left w:w="108" w:type="dxa"/>
+        <w:bottom w:w="0" w:type="dxa"/>
+        <w:right w:w="108" w:type="dxa"/>
+      </w:tblCellMar>
+    </w:tblPr>
+  </w:style>
   <w:style w:type="paragraph" w:styleId="Heading1">
     <w:name w:val="heading 1"/>
     <w:basedOn w:val="Normal"/>

--- a/parity/fixtures/pairwise-layout-interactions.docx
+++ b/parity/fixtures/pairwise-layout-interactions.docx
@@ -1215,11 +1215,6 @@
       </w:r>
     </w:p>
     <w:p>
-      <w:r>
-        <w:br w:type="page"/>
-      </w:r>
-    </w:p>
-    <w:p>
       <w:pPr>
         <w:pStyle w:val="Heading1"/>
       </w:pPr>
@@ -1307,11 +1302,6 @@
       </w:r>
     </w:p>
     <w:p>
-      <w:r>
-        <w:br w:type="page"/>
-      </w:r>
-    </w:p>
-    <w:p>
       <w:pPr>
         <w:pStyle w:val="Heading1"/>
       </w:pPr>
@@ -2127,11 +2117,6 @@
       </w:r>
     </w:p>
     <w:p>
-      <w:r>
-        <w:br w:type="page"/>
-      </w:r>
-    </w:p>
-    <w:p>
       <w:pPr>
         <w:pStyle w:val="Heading1"/>
       </w:pPr>
@@ -2252,11 +2237,6 @@
       </w:r>
     </w:p>
     <w:p>
-      <w:r>
-        <w:br w:type="page"/>
-      </w:r>
-    </w:p>
-    <w:p>
       <w:pPr>
         <w:pStyle w:val="Heading1"/>
       </w:pPr>
@@ -3296,11 +3276,6 @@
       </w:r>
     </w:p>
     <w:p>
-      <w:r>
-        <w:br w:type="page"/>
-      </w:r>
-    </w:p>
-    <w:p>
       <w:pPr>
         <w:pStyle w:val="Heading1"/>
       </w:pPr>
@@ -3389,11 +3364,6 @@
       </w:pPr>
       <w:r>
         <w:t>Section boundary</w:t>
-      </w:r>
-    </w:p>
-    <w:p>
-      <w:r>
-        <w:br w:type="page"/>
       </w:r>
     </w:p>
     <w:p>
